--- a/Job Hunt 2026/2026-10-14 - Guild Mortgage Company - AI Training & Enablement Specialist/Joshua_Chappell_CoverLetter_GuildMortgage.docx
+++ b/Job Hunt 2026/2026-10-14 - Guild Mortgage Company - AI Training & Enablement Specialist/Joshua_Chappell_CoverLetter_GuildMortgage.docx
@@ -25,9 +25,9 @@
           <w:sz w:val="19"/>
           <w:szCs w:val="19"/>
         </w:rPr>
-        <w:t xml:space="preserve">Mesa, AZ  •  480-586-7959  •  </w:t>
-      </w:r>
-      <w:hyperlink w:history="1" r:id="rIdfw-pm6dz2qmyiu3qli7l5">
+        <w:t xml:space="preserve">Mesa, AZ • 480-586-7959 • </w:t>
+      </w:r>
+      <w:hyperlink w:history="1" r:id="rId6-ni-qdtid5fg3q0-5-5b">
         <w:r>
           <w:rPr>
             <w:rFonts w:ascii="Calibri" w:cs="Calibri" w:eastAsia="Calibri" w:hAnsi="Calibri"/>
@@ -45,9 +45,9 @@
           <w:sz w:val="19"/>
           <w:szCs w:val="19"/>
         </w:rPr>
-        <w:t xml:space="preserve">  •  </w:t>
-      </w:r>
-      <w:hyperlink w:history="1" r:id="rIdevkdzh0awttfegpvkg6td">
+        <w:t xml:space="preserve"> • </w:t>
+      </w:r>
+      <w:hyperlink w:history="1" r:id="rIdtmlczeqw0vnujommqnxf9">
         <w:r>
           <w:rPr>
             <w:rFonts w:ascii="Calibri" w:cs="Calibri" w:eastAsia="Calibri" w:hAnsi="Calibri"/>
@@ -65,9 +65,9 @@
           <w:sz w:val="19"/>
           <w:szCs w:val="19"/>
         </w:rPr>
-        <w:t xml:space="preserve">  •  </w:t>
-      </w:r>
-      <w:hyperlink w:history="1" r:id="rIdeh6x-7aolvtztmqnsn695">
+        <w:t xml:space="preserve"> • </w:t>
+      </w:r>
+      <w:hyperlink w:history="1" r:id="rIdqqcixjx2c8hhmcbkfliu2">
         <w:r>
           <w:rPr>
             <w:rFonts w:ascii="Calibri" w:cs="Calibri" w:eastAsia="Calibri" w:hAnsi="Calibri"/>
@@ -85,9 +85,9 @@
           <w:sz w:val="19"/>
           <w:szCs w:val="19"/>
         </w:rPr>
-        <w:t xml:space="preserve">  •  </w:t>
-      </w:r>
-      <w:hyperlink w:history="1" r:id="rId5lyj73nldm8xcsnyu8hbt">
+        <w:t xml:space="preserve"> • </w:t>
+      </w:r>
+      <w:hyperlink w:history="1" r:id="rIdhl6tt_04iugxfrbceilej">
         <w:r>
           <w:rPr>
             <w:rFonts w:ascii="Calibri" w:cs="Calibri" w:eastAsia="Calibri" w:hAnsi="Calibri"/>
